--- a/notes_22May2023.docx
+++ b/notes_22May2023.docx
@@ -35282,6 +35282,401 @@
         </w:rPr>
         <w:t>Else, login is successful</w:t>
       </w:r>
+    </w:p>
+    <w:p>
+      <w:pPr>
+        <w:rPr>
+          <w:lang w:val="en-US"/>
+        </w:rPr>
+      </w:pPr>
+    </w:p>
+    <w:p>
+      <w:pPr>
+        <w:pStyle w:val="ListParagraph"/>
+        <w:numPr>
+          <w:ilvl w:val="0"/>
+          <w:numId w:val="18"/>
+        </w:numPr>
+        <w:rPr>
+          <w:lang w:val="en-US"/>
+        </w:rPr>
+      </w:pPr>
+      <w:r>
+        <w:rPr>
+          <w:lang w:val="en-US"/>
+        </w:rPr>
+        <w:t>Interpolation</w:t>
+      </w:r>
+    </w:p>
+    <w:p>
+      <w:pPr>
+        <w:pStyle w:val="ListParagraph"/>
+        <w:ind w:left="1440"/>
+        <w:rPr>
+          <w:lang w:val="en-US"/>
+        </w:rPr>
+      </w:pPr>
+      <w:r>
+        <w:rPr>
+          <w:lang w:val="en-US"/>
+        </w:rPr>
+        <w:t xml:space="preserve">Display the </w:t>
+      </w:r>
+      <w:proofErr w:type="gramStart"/>
+      <w:r>
+        <w:rPr>
+          <w:lang w:val="en-US"/>
+        </w:rPr>
+        <w:t>value  of</w:t>
+      </w:r>
+      <w:proofErr w:type="gramEnd"/>
+      <w:r>
+        <w:rPr>
+          <w:lang w:val="en-US"/>
+        </w:rPr>
+        <w:t xml:space="preserve"> variables “username” and “password” using interpolation</w:t>
+      </w:r>
+    </w:p>
+    <w:p>
+      <w:pPr>
+        <w:pStyle w:val="ListParagraph"/>
+        <w:numPr>
+          <w:ilvl w:val="0"/>
+          <w:numId w:val="18"/>
+        </w:numPr>
+        <w:tabs>
+          <w:tab w:val="left" w:pos="3403"/>
+        </w:tabs>
+        <w:rPr>
+          <w:lang w:val="en-US"/>
+        </w:rPr>
+      </w:pPr>
+      <w:r>
+        <w:rPr>
+          <w:lang w:val="en-US"/>
+        </w:rPr>
+        <w:t>Property binding</w:t>
+      </w:r>
+    </w:p>
+    <w:p>
+      <w:pPr>
+        <w:pStyle w:val="ListParagraph"/>
+        <w:tabs>
+          <w:tab w:val="left" w:pos="3403"/>
+        </w:tabs>
+        <w:rPr>
+          <w:lang w:val="en-US"/>
+        </w:rPr>
+      </w:pPr>
+      <w:r>
+        <w:rPr>
+          <w:lang w:val="en-US"/>
+        </w:rPr>
+        <w:t>Bind the value of “username” and “password” variables to the value property of the input text boxes.</w:t>
+      </w:r>
+    </w:p>
+    <w:p>
+      <w:pPr>
+        <w:pStyle w:val="ListParagraph"/>
+        <w:numPr>
+          <w:ilvl w:val="0"/>
+          <w:numId w:val="18"/>
+        </w:numPr>
+        <w:tabs>
+          <w:tab w:val="left" w:pos="3403"/>
+        </w:tabs>
+        <w:rPr>
+          <w:lang w:val="en-US"/>
+        </w:rPr>
+      </w:pPr>
+      <w:r>
+        <w:rPr>
+          <w:lang w:val="en-US"/>
+        </w:rPr>
+        <w:t>Event binding</w:t>
+      </w:r>
+    </w:p>
+    <w:p>
+      <w:pPr>
+        <w:pStyle w:val="ListParagraph"/>
+        <w:tabs>
+          <w:tab w:val="left" w:pos="3403"/>
+        </w:tabs>
+        <w:rPr>
+          <w:lang w:val="en-US"/>
+        </w:rPr>
+      </w:pPr>
+      <w:r>
+        <w:rPr>
+          <w:lang w:val="en-US"/>
+        </w:rPr>
+        <w:t>Bind the (click) event of the button to the function in .</w:t>
+      </w:r>
+      <w:proofErr w:type="spellStart"/>
+      <w:r>
+        <w:rPr>
+          <w:lang w:val="en-US"/>
+        </w:rPr>
+        <w:t>ts</w:t>
+      </w:r>
+      <w:proofErr w:type="spellEnd"/>
+      <w:r>
+        <w:rPr>
+          <w:lang w:val="en-US"/>
+        </w:rPr>
+        <w:t xml:space="preserve"> file.</w:t>
+      </w:r>
+    </w:p>
+    <w:p>
+      <w:pPr>
+        <w:pStyle w:val="ListParagraph"/>
+        <w:numPr>
+          <w:ilvl w:val="0"/>
+          <w:numId w:val="18"/>
+        </w:numPr>
+        <w:tabs>
+          <w:tab w:val="left" w:pos="3403"/>
+        </w:tabs>
+        <w:rPr>
+          <w:lang w:val="en-US"/>
+        </w:rPr>
+      </w:pPr>
+      <w:r>
+        <w:rPr>
+          <w:lang w:val="en-US"/>
+        </w:rPr>
+        <w:t>Use [(</w:t>
+      </w:r>
+      <w:proofErr w:type="spellStart"/>
+      <w:r>
+        <w:rPr>
+          <w:lang w:val="en-US"/>
+        </w:rPr>
+        <w:t>ngModel</w:t>
+      </w:r>
+      <w:proofErr w:type="spellEnd"/>
+      <w:r>
+        <w:rPr>
+          <w:lang w:val="en-US"/>
+        </w:rPr>
+        <w:t>)] after importing “</w:t>
+      </w:r>
+      <w:proofErr w:type="spellStart"/>
+      <w:r>
+        <w:rPr>
+          <w:lang w:val="en-US"/>
+        </w:rPr>
+        <w:t>FormsModule</w:t>
+      </w:r>
+      <w:proofErr w:type="spellEnd"/>
+      <w:r>
+        <w:rPr>
+          <w:lang w:val="en-US"/>
+        </w:rPr>
+        <w:t xml:space="preserve">” in </w:t>
+      </w:r>
+      <w:proofErr w:type="spellStart"/>
+      <w:proofErr w:type="gramStart"/>
+      <w:r>
+        <w:rPr>
+          <w:lang w:val="en-US"/>
+        </w:rPr>
+        <w:t>app.module</w:t>
+      </w:r>
+      <w:proofErr w:type="gramEnd"/>
+      <w:r>
+        <w:rPr>
+          <w:lang w:val="en-US"/>
+        </w:rPr>
+        <w:t>.ts</w:t>
+      </w:r>
+      <w:proofErr w:type="spellEnd"/>
+      <w:r>
+        <w:rPr>
+          <w:lang w:val="en-US"/>
+        </w:rPr>
+        <w:t xml:space="preserve"> file</w:t>
+      </w:r>
+    </w:p>
+    <w:p>
+      <w:pPr>
+        <w:pStyle w:val="ListParagraph"/>
+        <w:tabs>
+          <w:tab w:val="left" w:pos="3403"/>
+        </w:tabs>
+        <w:rPr>
+          <w:lang w:val="en-US"/>
+        </w:rPr>
+      </w:pPr>
+      <w:r>
+        <w:rPr>
+          <w:lang w:val="en-US"/>
+        </w:rPr>
+        <w:t>2-way data binding for textbox and variables.</w:t>
+      </w:r>
+    </w:p>
+    <w:p>
+      <w:pPr>
+        <w:pStyle w:val="ListParagraph"/>
+        <w:pBdr>
+          <w:bottom w:val="single" w:sz="6" w:space="1" w:color="auto"/>
+        </w:pBdr>
+        <w:tabs>
+          <w:tab w:val="left" w:pos="3403"/>
+        </w:tabs>
+        <w:rPr>
+          <w:lang w:val="en-US"/>
+        </w:rPr>
+      </w:pPr>
+    </w:p>
+    <w:p>
+      <w:pPr>
+        <w:pStyle w:val="ListParagraph"/>
+        <w:tabs>
+          <w:tab w:val="left" w:pos="3403"/>
+        </w:tabs>
+        <w:rPr>
+          <w:lang w:val="en-US"/>
+        </w:rPr>
+      </w:pPr>
+      <w:r>
+        <w:rPr>
+          <w:lang w:val="en-US"/>
+        </w:rPr>
+        <w:t>Task:</w:t>
+      </w:r>
+    </w:p>
+    <w:p>
+      <w:pPr>
+        <w:pStyle w:val="ListParagraph"/>
+        <w:tabs>
+          <w:tab w:val="left" w:pos="3403"/>
+        </w:tabs>
+        <w:rPr>
+          <w:lang w:val="en-US"/>
+        </w:rPr>
+      </w:pPr>
+      <w:r>
+        <w:rPr>
+          <w:lang w:val="en-US"/>
+        </w:rPr>
+        <w:t xml:space="preserve">Create a </w:t>
+      </w:r>
+      <w:proofErr w:type="spellStart"/>
+      <w:r>
+        <w:rPr>
+          <w:lang w:val="en-US"/>
+        </w:rPr>
+        <w:t>dropdownlist</w:t>
+      </w:r>
+      <w:proofErr w:type="spellEnd"/>
+      <w:r>
+        <w:rPr>
+          <w:lang w:val="en-US"/>
+        </w:rPr>
+        <w:t xml:space="preserve"> containing five colors.</w:t>
+      </w:r>
+    </w:p>
+    <w:p>
+      <w:pPr>
+        <w:pStyle w:val="ListParagraph"/>
+        <w:tabs>
+          <w:tab w:val="left" w:pos="3403"/>
+        </w:tabs>
+        <w:rPr>
+          <w:lang w:val="en-US"/>
+        </w:rPr>
+      </w:pPr>
+      <w:r>
+        <w:rPr>
+          <w:lang w:val="en-US"/>
+        </w:rPr>
+        <w:t>On selecting the color, the paragraph should change its color</w:t>
+      </w:r>
+    </w:p>
+    <w:p>
+      <w:pPr>
+        <w:pStyle w:val="ListParagraph"/>
+        <w:tabs>
+          <w:tab w:val="left" w:pos="3403"/>
+        </w:tabs>
+        <w:rPr>
+          <w:lang w:val="en-US"/>
+        </w:rPr>
+      </w:pPr>
+    </w:p>
+    <w:p>
+      <w:pPr>
+        <w:pStyle w:val="ListParagraph"/>
+        <w:tabs>
+          <w:tab w:val="left" w:pos="3403"/>
+        </w:tabs>
+        <w:rPr>
+          <w:lang w:val="en-US"/>
+        </w:rPr>
+      </w:pPr>
+      <w:r>
+        <w:rPr>
+          <w:lang w:val="en-US"/>
+        </w:rPr>
+        <w:t>Task:</w:t>
+      </w:r>
+    </w:p>
+    <w:p>
+      <w:pPr>
+        <w:pStyle w:val="ListParagraph"/>
+        <w:tabs>
+          <w:tab w:val="left" w:pos="3403"/>
+        </w:tabs>
+        <w:rPr>
+          <w:lang w:val="en-US"/>
+        </w:rPr>
+      </w:pPr>
+      <w:r>
+        <w:rPr>
+          <w:lang w:val="en-US"/>
+        </w:rPr>
+        <w:t>Create a check box with a message “Show”</w:t>
+      </w:r>
+    </w:p>
+    <w:p>
+      <w:pPr>
+        <w:pStyle w:val="ListParagraph"/>
+        <w:tabs>
+          <w:tab w:val="left" w:pos="3403"/>
+        </w:tabs>
+        <w:rPr>
+          <w:lang w:val="en-US"/>
+        </w:rPr>
+      </w:pPr>
+      <w:r>
+        <w:rPr>
+          <w:lang w:val="en-US"/>
+        </w:rPr>
+        <w:t>If the check box is ticked, then show a paragraph or else hide the paragraph</w:t>
+      </w:r>
+    </w:p>
+    <w:p>
+      <w:pPr>
+        <w:pStyle w:val="ListParagraph"/>
+        <w:tabs>
+          <w:tab w:val="left" w:pos="3403"/>
+        </w:tabs>
+        <w:rPr>
+          <w:lang w:val="en-US"/>
+        </w:rPr>
+      </w:pPr>
+    </w:p>
+    <w:p>
+      <w:pPr>
+        <w:pStyle w:val="ListParagraph"/>
+        <w:tabs>
+          <w:tab w:val="left" w:pos="3403"/>
+        </w:tabs>
+        <w:rPr>
+          <w:lang w:val="en-US"/>
+        </w:rPr>
+      </w:pPr>
     </w:p>
     <w:sectPr>
       <w:pgSz w:w="11906" w:h="16838"/>
@@ -35563,6 +35958,95 @@
     </w:lvl>
   </w:abstractNum>
   <w:abstractNum w:abstractNumId="3" w15:restartNumberingAfterBreak="0">
+    <w:nsid w:val="16E74F2E"/>
+    <w:multiLevelType w:val="hybridMultilevel"/>
+    <w:tmpl w:val="61CC34AE"/>
+    <w:lvl w:ilvl="0" w:tplc="40090011">
+      <w:start w:val="1"/>
+      <w:numFmt w:val="decimal"/>
+      <w:lvlText w:val="%1)"/>
+      <w:lvlJc w:val="left"/>
+      <w:pPr>
+        <w:ind w:left="720" w:hanging="360"/>
+      </w:pPr>
+      <w:rPr>
+        <w:rFonts w:hint="default"/>
+      </w:rPr>
+    </w:lvl>
+    <w:lvl w:ilvl="1" w:tplc="40090019" w:tentative="1">
+      <w:start w:val="1"/>
+      <w:numFmt w:val="lowerLetter"/>
+      <w:lvlText w:val="%2."/>
+      <w:lvlJc w:val="left"/>
+      <w:pPr>
+        <w:ind w:left="1440" w:hanging="360"/>
+      </w:pPr>
+    </w:lvl>
+    <w:lvl w:ilvl="2" w:tplc="4009001B" w:tentative="1">
+      <w:start w:val="1"/>
+      <w:numFmt w:val="lowerRoman"/>
+      <w:lvlText w:val="%3."/>
+      <w:lvlJc w:val="right"/>
+      <w:pPr>
+        <w:ind w:left="2160" w:hanging="180"/>
+      </w:pPr>
+    </w:lvl>
+    <w:lvl w:ilvl="3" w:tplc="4009000F" w:tentative="1">
+      <w:start w:val="1"/>
+      <w:numFmt w:val="decimal"/>
+      <w:lvlText w:val="%4."/>
+      <w:lvlJc w:val="left"/>
+      <w:pPr>
+        <w:ind w:left="2880" w:hanging="360"/>
+      </w:pPr>
+    </w:lvl>
+    <w:lvl w:ilvl="4" w:tplc="40090019" w:tentative="1">
+      <w:start w:val="1"/>
+      <w:numFmt w:val="lowerLetter"/>
+      <w:lvlText w:val="%5."/>
+      <w:lvlJc w:val="left"/>
+      <w:pPr>
+        <w:ind w:left="3600" w:hanging="360"/>
+      </w:pPr>
+    </w:lvl>
+    <w:lvl w:ilvl="5" w:tplc="4009001B" w:tentative="1">
+      <w:start w:val="1"/>
+      <w:numFmt w:val="lowerRoman"/>
+      <w:lvlText w:val="%6."/>
+      <w:lvlJc w:val="right"/>
+      <w:pPr>
+        <w:ind w:left="4320" w:hanging="180"/>
+      </w:pPr>
+    </w:lvl>
+    <w:lvl w:ilvl="6" w:tplc="4009000F" w:tentative="1">
+      <w:start w:val="1"/>
+      <w:numFmt w:val="decimal"/>
+      <w:lvlText w:val="%7."/>
+      <w:lvlJc w:val="left"/>
+      <w:pPr>
+        <w:ind w:left="5040" w:hanging="360"/>
+      </w:pPr>
+    </w:lvl>
+    <w:lvl w:ilvl="7" w:tplc="40090019" w:tentative="1">
+      <w:start w:val="1"/>
+      <w:numFmt w:val="lowerLetter"/>
+      <w:lvlText w:val="%8."/>
+      <w:lvlJc w:val="left"/>
+      <w:pPr>
+        <w:ind w:left="5760" w:hanging="360"/>
+      </w:pPr>
+    </w:lvl>
+    <w:lvl w:ilvl="8" w:tplc="4009001B" w:tentative="1">
+      <w:start w:val="1"/>
+      <w:numFmt w:val="lowerRoman"/>
+      <w:lvlText w:val="%9."/>
+      <w:lvlJc w:val="right"/>
+      <w:pPr>
+        <w:ind w:left="6480" w:hanging="180"/>
+      </w:pPr>
+    </w:lvl>
+  </w:abstractNum>
+  <w:abstractNum w:abstractNumId="4" w15:restartNumberingAfterBreak="0">
     <w:nsid w:val="17D16724"/>
     <w:multiLevelType w:val="hybridMultilevel"/>
     <w:tmpl w:val="0BCC1090"/>
@@ -35651,7 +36135,7 @@
       </w:pPr>
     </w:lvl>
   </w:abstractNum>
-  <w:abstractNum w:abstractNumId="4" w15:restartNumberingAfterBreak="0">
+  <w:abstractNum w:abstractNumId="5" w15:restartNumberingAfterBreak="0">
     <w:nsid w:val="1E0142ED"/>
     <w:multiLevelType w:val="hybridMultilevel"/>
     <w:tmpl w:val="EE861E3C"/>
@@ -35740,7 +36224,7 @@
       </w:pPr>
     </w:lvl>
   </w:abstractNum>
-  <w:abstractNum w:abstractNumId="5" w15:restartNumberingAfterBreak="0">
+  <w:abstractNum w:abstractNumId="6" w15:restartNumberingAfterBreak="0">
     <w:nsid w:val="2D1F2C33"/>
     <w:multiLevelType w:val="hybridMultilevel"/>
     <w:tmpl w:val="EE861E3C"/>
@@ -35829,7 +36313,7 @@
       </w:pPr>
     </w:lvl>
   </w:abstractNum>
-  <w:abstractNum w:abstractNumId="6" w15:restartNumberingAfterBreak="0">
+  <w:abstractNum w:abstractNumId="7" w15:restartNumberingAfterBreak="0">
     <w:nsid w:val="2DD92B7C"/>
     <w:multiLevelType w:val="hybridMultilevel"/>
     <w:tmpl w:val="98080114"/>
@@ -35918,7 +36402,7 @@
       </w:pPr>
     </w:lvl>
   </w:abstractNum>
-  <w:abstractNum w:abstractNumId="7" w15:restartNumberingAfterBreak="0">
+  <w:abstractNum w:abstractNumId="8" w15:restartNumberingAfterBreak="0">
     <w:nsid w:val="31914854"/>
     <w:multiLevelType w:val="multilevel"/>
     <w:tmpl w:val="E00EFF74"/>
@@ -36067,7 +36551,7 @@
       </w:rPr>
     </w:lvl>
   </w:abstractNum>
-  <w:abstractNum w:abstractNumId="8" w15:restartNumberingAfterBreak="0">
+  <w:abstractNum w:abstractNumId="9" w15:restartNumberingAfterBreak="0">
     <w:nsid w:val="36382E0A"/>
     <w:multiLevelType w:val="multilevel"/>
     <w:tmpl w:val="DE2E4944"/>
@@ -36216,7 +36700,7 @@
       </w:rPr>
     </w:lvl>
   </w:abstractNum>
-  <w:abstractNum w:abstractNumId="9" w15:restartNumberingAfterBreak="0">
+  <w:abstractNum w:abstractNumId="10" w15:restartNumberingAfterBreak="0">
     <w:nsid w:val="3BE63801"/>
     <w:multiLevelType w:val="hybridMultilevel"/>
     <w:tmpl w:val="B9348C24"/>
@@ -36305,7 +36789,7 @@
       </w:pPr>
     </w:lvl>
   </w:abstractNum>
-  <w:abstractNum w:abstractNumId="10" w15:restartNumberingAfterBreak="0">
+  <w:abstractNum w:abstractNumId="11" w15:restartNumberingAfterBreak="0">
     <w:nsid w:val="475E2CA2"/>
     <w:multiLevelType w:val="multilevel"/>
     <w:tmpl w:val="15C43DD6"/>
@@ -36418,7 +36902,7 @@
       </w:pPr>
     </w:lvl>
   </w:abstractNum>
-  <w:abstractNum w:abstractNumId="11" w15:restartNumberingAfterBreak="0">
+  <w:abstractNum w:abstractNumId="12" w15:restartNumberingAfterBreak="0">
     <w:nsid w:val="47832970"/>
     <w:multiLevelType w:val="multilevel"/>
     <w:tmpl w:val="DA42C224"/>
@@ -36531,7 +37015,7 @@
       </w:pPr>
     </w:lvl>
   </w:abstractNum>
-  <w:abstractNum w:abstractNumId="12" w15:restartNumberingAfterBreak="0">
+  <w:abstractNum w:abstractNumId="13" w15:restartNumberingAfterBreak="0">
     <w:nsid w:val="485110B4"/>
     <w:multiLevelType w:val="hybridMultilevel"/>
     <w:tmpl w:val="6338D7B0"/>
@@ -36620,7 +37104,7 @@
       </w:pPr>
     </w:lvl>
   </w:abstractNum>
-  <w:abstractNum w:abstractNumId="13" w15:restartNumberingAfterBreak="0">
+  <w:abstractNum w:abstractNumId="14" w15:restartNumberingAfterBreak="0">
     <w:nsid w:val="48B179A3"/>
     <w:multiLevelType w:val="hybridMultilevel"/>
     <w:tmpl w:val="A120B340"/>
@@ -36709,7 +37193,7 @@
       </w:pPr>
     </w:lvl>
   </w:abstractNum>
-  <w:abstractNum w:abstractNumId="14" w15:restartNumberingAfterBreak="0">
+  <w:abstractNum w:abstractNumId="15" w15:restartNumberingAfterBreak="0">
     <w:nsid w:val="4E623DFA"/>
     <w:multiLevelType w:val="hybridMultilevel"/>
     <w:tmpl w:val="021AF668"/>
@@ -36798,7 +37282,7 @@
       </w:pPr>
     </w:lvl>
   </w:abstractNum>
-  <w:abstractNum w:abstractNumId="15" w15:restartNumberingAfterBreak="0">
+  <w:abstractNum w:abstractNumId="16" w15:restartNumberingAfterBreak="0">
     <w:nsid w:val="594E4C74"/>
     <w:multiLevelType w:val="multilevel"/>
     <w:tmpl w:val="8E90BD50"/>
@@ -36911,7 +37395,7 @@
       </w:pPr>
     </w:lvl>
   </w:abstractNum>
-  <w:abstractNum w:abstractNumId="16" w15:restartNumberingAfterBreak="0">
+  <w:abstractNum w:abstractNumId="17" w15:restartNumberingAfterBreak="0">
     <w:nsid w:val="606D0710"/>
     <w:multiLevelType w:val="hybridMultilevel"/>
     <w:tmpl w:val="EDF20E34"/>
@@ -37001,55 +37485,58 @@
     </w:lvl>
   </w:abstractNum>
   <w:num w:numId="1">
-    <w:abstractNumId w:val="8"/>
+    <w:abstractNumId w:val="9"/>
   </w:num>
   <w:num w:numId="2">
-    <w:abstractNumId w:val="4"/>
+    <w:abstractNumId w:val="5"/>
   </w:num>
   <w:num w:numId="3">
-    <w:abstractNumId w:val="14"/>
+    <w:abstractNumId w:val="15"/>
   </w:num>
   <w:num w:numId="4">
     <w:abstractNumId w:val="1"/>
   </w:num>
   <w:num w:numId="5">
-    <w:abstractNumId w:val="5"/>
+    <w:abstractNumId w:val="6"/>
   </w:num>
   <w:num w:numId="6">
-    <w:abstractNumId w:val="9"/>
+    <w:abstractNumId w:val="10"/>
   </w:num>
   <w:num w:numId="7">
-    <w:abstractNumId w:val="3"/>
+    <w:abstractNumId w:val="4"/>
   </w:num>
   <w:num w:numId="8">
     <w:abstractNumId w:val="2"/>
   </w:num>
   <w:num w:numId="9">
+    <w:abstractNumId w:val="8"/>
+  </w:num>
+  <w:num w:numId="10">
+    <w:abstractNumId w:val="14"/>
+  </w:num>
+  <w:num w:numId="11">
     <w:abstractNumId w:val="7"/>
   </w:num>
-  <w:num w:numId="10">
+  <w:num w:numId="12">
+    <w:abstractNumId w:val="12"/>
+  </w:num>
+  <w:num w:numId="13">
+    <w:abstractNumId w:val="11"/>
+  </w:num>
+  <w:num w:numId="14">
+    <w:abstractNumId w:val="16"/>
+  </w:num>
+  <w:num w:numId="15">
     <w:abstractNumId w:val="13"/>
   </w:num>
-  <w:num w:numId="11">
-    <w:abstractNumId w:val="6"/>
-  </w:num>
-  <w:num w:numId="12">
-    <w:abstractNumId w:val="11"/>
-  </w:num>
-  <w:num w:numId="13">
-    <w:abstractNumId w:val="10"/>
-  </w:num>
-  <w:num w:numId="14">
-    <w:abstractNumId w:val="15"/>
-  </w:num>
-  <w:num w:numId="15">
-    <w:abstractNumId w:val="12"/>
-  </w:num>
   <w:num w:numId="16">
-    <w:abstractNumId w:val="16"/>
+    <w:abstractNumId w:val="17"/>
   </w:num>
   <w:num w:numId="17">
     <w:abstractNumId w:val="0"/>
+  </w:num>
+  <w:num w:numId="18">
+    <w:abstractNumId w:val="3"/>
   </w:num>
 </w:numbering>
 </file>

--- a/notes_22May2023.docx
+++ b/notes_22May2023.docx
@@ -35666,6 +35666,49 @@
           <w:lang w:val="en-US"/>
         </w:rPr>
       </w:pPr>
+    </w:p>
+    <w:p>
+      <w:pPr>
+        <w:pStyle w:val="ListParagraph"/>
+        <w:tabs>
+          <w:tab w:val="left" w:pos="3403"/>
+        </w:tabs>
+        <w:rPr>
+          <w:lang w:val="en-US"/>
+        </w:rPr>
+      </w:pPr>
+    </w:p>
+    <w:p>
+      <w:pPr>
+        <w:pStyle w:val="ListParagraph"/>
+        <w:tabs>
+          <w:tab w:val="left" w:pos="3403"/>
+        </w:tabs>
+        <w:rPr>
+          <w:lang w:val="en-US"/>
+        </w:rPr>
+      </w:pPr>
+    </w:p>
+    <w:p>
+      <w:pPr>
+        <w:pStyle w:val="ListParagraph"/>
+        <w:tabs>
+          <w:tab w:val="left" w:pos="3403"/>
+        </w:tabs>
+      </w:pPr>
+      <w:hyperlink r:id="rId6" w:tgtFrame="_blank" w:history="1">
+        <w:r>
+          <w:rPr>
+            <w:rStyle w:val="Hyperlink"/>
+            <w:rFonts w:ascii="Helvetica" w:hAnsi="Helvetica"/>
+            <w:color w:val="196AD4"/>
+            <w:sz w:val="20"/>
+            <w:szCs w:val="20"/>
+            <w:shd w:val="clear" w:color="auto" w:fill="FFFFFF"/>
+          </w:rPr>
+          <w:t>Feedback Form | UST Global</w:t>
+        </w:r>
+      </w:hyperlink>
     </w:p>
     <w:p>
       <w:pPr>

--- a/notes_22May2023.docx
+++ b/notes_22May2023.docx
@@ -35696,17 +35696,12 @@
           <w:tab w:val="left" w:pos="3403"/>
         </w:tabs>
       </w:pPr>
-      <w:hyperlink r:id="rId6" w:tgtFrame="_blank" w:history="1">
+      <w:hyperlink r:id="rId6" w:history="1">
         <w:r>
           <w:rPr>
             <w:rStyle w:val="Hyperlink"/>
-            <w:rFonts w:ascii="Helvetica" w:hAnsi="Helvetica"/>
-            <w:color w:val="196AD4"/>
-            <w:sz w:val="20"/>
-            <w:szCs w:val="20"/>
-            <w:shd w:val="clear" w:color="auto" w:fill="FFFFFF"/>
           </w:rPr>
-          <w:t>Feedback Form | UST Global</w:t>
+          <w:t>https://forms.gle/HPWSD1FByAEfCRaX6</w:t>
         </w:r>
       </w:hyperlink>
     </w:p>
